--- a/backend/data/Fristgerechte_Kündigung_Vodafone_Cabel.docx
+++ b/backend/data/Fristgerechte_Kündigung_Vodafone_Cabel.docx
@@ -653,7 +653,23 @@
           <w:rFonts w:ascii="Calibri" w:hAnsi="Calibri" w:cs="Calibri"/>
           <w:lang w:val="en-US"/>
         </w:rPr>
-        <w:t>{% set _=options([</w:t>
+        <w:t>{% set _=</w:t>
+      </w:r>
+      <w:proofErr w:type="gramStart"/>
+      <w:r>
+        <w:rPr>
+          <w:rFonts w:ascii="Calibri" w:hAnsi="Calibri" w:cs="Calibri"/>
+          <w:lang w:val="en-US"/>
+        </w:rPr>
+        <w:t>options(</w:t>
+      </w:r>
+      <w:proofErr w:type="gramEnd"/>
+      <w:r>
+        <w:rPr>
+          <w:rFonts w:ascii="Calibri" w:hAnsi="Calibri" w:cs="Calibri"/>
+          <w:lang w:val="en-US"/>
+        </w:rPr>
+        <w:t>[</w:t>
       </w:r>
     </w:p>
     <w:p>
@@ -669,35 +685,47 @@
           <w:lang w:val="en-US"/>
         </w:rPr>
         <w:lastRenderedPageBreak/>
-        <w:t xml:space="preserve">        {"name":"Datum","type":"date","offset":0},</w:t>
+        <w:t xml:space="preserve">        {"name":"Datum","type":"date","offset":</w:t>
+      </w:r>
+      <w:proofErr w:type="gramStart"/>
+      <w:r>
+        <w:rPr>
+          <w:rFonts w:ascii="Calibri" w:hAnsi="Calibri" w:cs="Calibri"/>
+          <w:lang w:val="en-US"/>
+        </w:rPr>
+        <w:t>0},</w:t>
+      </w:r>
+      <w:proofErr w:type="gramEnd"/>
+    </w:p>
+    <w:p>
+      <w:pPr>
+        <w:rPr>
+          <w:rFonts w:ascii="Calibri" w:hAnsi="Calibri" w:cs="Calibri"/>
+        </w:rPr>
+      </w:pPr>
+      <w:r>
+        <w:rPr>
+          <w:rFonts w:ascii="Calibri" w:hAnsi="Calibri" w:cs="Calibri"/>
+          <w:lang w:val="en-US"/>
+        </w:rPr>
+        <w:t xml:space="preserve">        </w:t>
+      </w:r>
+      <w:r>
+        <w:rPr>
+          <w:rFonts w:ascii="Calibri" w:hAnsi="Calibri" w:cs="Calibri"/>
+        </w:rPr>
+        <w:t>{"name":"Vertragstyp","type":"string","default":"","optional":1},</w:t>
       </w:r>
     </w:p>
     <w:p>
       <w:pPr>
         <w:rPr>
           <w:rFonts w:ascii="Calibri" w:hAnsi="Calibri" w:cs="Calibri"/>
-          <w:lang w:val="en-US"/>
         </w:rPr>
       </w:pPr>
       <w:r>
         <w:rPr>
           <w:rFonts w:ascii="Calibri" w:hAnsi="Calibri" w:cs="Calibri"/>
-          <w:lang w:val="en-US"/>
-        </w:rPr>
-        <w:t xml:space="preserve">        {"name":"Vertragstyp","type":"string","default":"","optional":1},</w:t>
-      </w:r>
-    </w:p>
-    <w:p>
-      <w:pPr>
-        <w:rPr>
-          <w:rFonts w:ascii="Calibri" w:hAnsi="Calibri" w:cs="Calibri"/>
-          <w:lang w:val="en-US"/>
-        </w:rPr>
-      </w:pPr>
-      <w:r>
-        <w:rPr>
-          <w:rFonts w:ascii="Calibri" w:hAnsi="Calibri" w:cs="Calibri"/>
-          <w:lang w:val="en-US"/>
         </w:rPr>
         <w:t xml:space="preserve">        {"name":"Kundenummer","type":"number"},</w:t>
       </w:r>
@@ -706,13 +734,11 @@
       <w:pPr>
         <w:rPr>
           <w:rFonts w:ascii="Calibri" w:hAnsi="Calibri" w:cs="Calibri"/>
-          <w:lang w:val="en-US"/>
         </w:rPr>
       </w:pPr>
       <w:r>
         <w:rPr>
           <w:rFonts w:ascii="Calibri" w:hAnsi="Calibri" w:cs="Calibri"/>
-          <w:lang w:val="en-US"/>
         </w:rPr>
         <w:t xml:space="preserve">        {"name":"Vertragsnummer","type":"number","optional":1}</w:t>
       </w:r>
@@ -726,7 +752,6 @@
       <w:r>
         <w:rPr>
           <w:rFonts w:ascii="Calibri" w:hAnsi="Calibri" w:cs="Calibri"/>
-          <w:lang w:val="en-US"/>
         </w:rPr>
         <w:t xml:space="preserve">    </w:t>
       </w:r>
@@ -833,7 +858,25 @@
         <w:rPr>
           <w:rFonts w:ascii="Calibri" w:hAnsi="Calibri" w:cs="Calibri"/>
         </w:rPr>
-        <w:t xml:space="preserve">            "category":["Kündigung"],</w:t>
+        <w:t xml:space="preserve">            "category":["</w:t>
+      </w:r>
+      <w:r>
+        <w:rPr>
+          <w:rFonts w:ascii="Calibri" w:hAnsi="Calibri" w:cs="Calibri"/>
+        </w:rPr>
+        <w:t>Fristgerechte</w:t>
+      </w:r>
+      <w:r>
+        <w:rPr>
+          <w:rFonts w:ascii="Calibri" w:hAnsi="Calibri" w:cs="Calibri"/>
+        </w:rPr>
+        <w:t xml:space="preserve"> </w:t>
+      </w:r>
+      <w:r>
+        <w:rPr>
+          <w:rFonts w:ascii="Calibri" w:hAnsi="Calibri" w:cs="Calibri"/>
+        </w:rPr>
+        <w:t>Kündigung"],</w:t>
       </w:r>
     </w:p>
     <w:p>
@@ -891,7 +934,23 @@
           <w:rFonts w:ascii="Calibri" w:hAnsi="Calibri" w:cs="Calibri"/>
           <w:lang w:val="en-US"/>
         </w:rPr>
-        <w:t>"provider":["Vodafone"],</w:t>
+        <w:t>"provider</w:t>
+      </w:r>
+      <w:proofErr w:type="gramStart"/>
+      <w:r>
+        <w:rPr>
+          <w:rFonts w:ascii="Calibri" w:hAnsi="Calibri" w:cs="Calibri"/>
+          <w:lang w:val="en-US"/>
+        </w:rPr>
+        <w:t>":[</w:t>
+      </w:r>
+      <w:proofErr w:type="gramEnd"/>
+      <w:r>
+        <w:rPr>
+          <w:rFonts w:ascii="Calibri" w:hAnsi="Calibri" w:cs="Calibri"/>
+          <w:lang w:val="en-US"/>
+        </w:rPr>
+        <w:t>"Vodafone"],</w:t>
       </w:r>
       <w:r>
         <w:rPr>
@@ -906,7 +965,23 @@
           <w:lang w:val="en-US"/>
         </w:rPr>
         <w:tab/>
-        <w:t>"vertragstyp":["Cabel"]</w:t>
+        <w:t>"vertragstyp</w:t>
+      </w:r>
+      <w:proofErr w:type="gramStart"/>
+      <w:r>
+        <w:rPr>
+          <w:rFonts w:ascii="Calibri" w:hAnsi="Calibri" w:cs="Calibri"/>
+          <w:lang w:val="en-US"/>
+        </w:rPr>
+        <w:t>":[</w:t>
+      </w:r>
+      <w:proofErr w:type="gramEnd"/>
+      <w:r>
+        <w:rPr>
+          <w:rFonts w:ascii="Calibri" w:hAnsi="Calibri" w:cs="Calibri"/>
+          <w:lang w:val="en-US"/>
+        </w:rPr>
+        <w:t>"Cabel"]</w:t>
       </w:r>
     </w:p>
     <w:p>
@@ -946,12 +1021,37 @@
           <w:lang w:val="en-US"/>
         </w:rPr>
       </w:pPr>
+      <w:proofErr w:type="gramStart"/>
       <w:r>
         <w:rPr>
           <w:rFonts w:ascii="Calibri" w:hAnsi="Calibri" w:cs="Calibri"/>
           <w:lang w:val="en-US"/>
         </w:rPr>
-        <w:t>}{% set _=layout([</w:t>
+        <w:t>}{</w:t>
+      </w:r>
+      <w:proofErr w:type="gramEnd"/>
+      <w:r>
+        <w:rPr>
+          <w:rFonts w:ascii="Calibri" w:hAnsi="Calibri" w:cs="Calibri"/>
+          <w:lang w:val="en-US"/>
+        </w:rPr>
+        <w:t>% set _=</w:t>
+      </w:r>
+      <w:proofErr w:type="gramStart"/>
+      <w:r>
+        <w:rPr>
+          <w:rFonts w:ascii="Calibri" w:hAnsi="Calibri" w:cs="Calibri"/>
+          <w:lang w:val="en-US"/>
+        </w:rPr>
+        <w:t>layout(</w:t>
+      </w:r>
+      <w:proofErr w:type="gramEnd"/>
+      <w:r>
+        <w:rPr>
+          <w:rFonts w:ascii="Calibri" w:hAnsi="Calibri" w:cs="Calibri"/>
+          <w:lang w:val="en-US"/>
+        </w:rPr>
+        <w:t>[</w:t>
       </w:r>
     </w:p>
     <w:p>
